--- a/generated/CoverLetters/docx/Max_Planck_Institute_Munich_Quantum_Valley_IMPRS_Q_PhD_IMPRS_Doctoral_Fellowships_in_Quantum_Science__CoverLetter.docx
+++ b/generated/CoverLetters/docx/Max_Planck_Institute_Munich_Quantum_Valley_IMPRS_Q_PhD_IMPRS_Doctoral_Fellowships_in_Quantum_Science__CoverLetter.docx
@@ -19,12 +19,12 @@
         <w:jc w:val="left"/>
       </w:pPr>
       <w:r>
-        <w:t>aswanth.bindu-ajith@stud.th-deg.de | +4917641539896 | Deggendorf, Germany | LinkedIn</w:t>
+        <w:t>aswanth.bindu-ajith@stud.th-deg.de | +49 176 4153 9896 | Deggendorf, Germany | LinkedIn</w:t>
       </w:r>
     </w:p>
     <w:p>
       <w:r>
-        <w:t>June 27, 2026</w:t>
+        <w:t>28 June 2026</w:t>
       </w:r>
     </w:p>
     <w:p/>
@@ -43,37 +43,37 @@
     </w:p>
     <w:p>
       <w:r>
-        <w:t>Dear Max Planck Institute (Munich Quantum Valley / IMPRS-QST) Hiring Team,</w:t>
+        <w:t>Dear Max Planck Institute (Munich Quantum Valley / IMPRS-QST) Quantum Computing Team,</w:t>
       </w:r>
     </w:p>
     <w:p>
       <w:r>
-        <w:t>I am writing to express my strong interest in the PhD / IMPRS Doctoral Fellowships in Quantum Science and Technology at Max Planck Institute (Munich Quantum Valley / IMPRS-QST). As a Master's Student in High Performance Computing and Quantum Computing, I bring a unique interdisciplinary perspective combining mechanical engineering fundamentals with advanced computational expertise. My background in Python programming, HPC background aligns directly with your requirements.</w:t>
+        <w:t>I came to quantum computing from a mechanical engineering background, which means I approach qubit optimization the same way I approach thermal modeling: identify the constraints, then find the best path through the state space.</w:t>
       </w:r>
     </w:p>
     <w:p>
       <w:r>
-        <w:t>My technical qualifications include: quantum computing coursework and optimization methods; computational modeling and simulation workflows.</w:t>
+        <w:t>That is why I am applying for the PhD / IMPRS Doctoral Fellowships in Quantum Science and Technology at Max Planck Institute (Munich Quantum Valley / IMPRS-QST). I believe the role aligns with both my current skills and the direction I want to grow in.</w:t>
       </w:r>
     </w:p>
     <w:p>
       <w:r>
-        <w:t>In my role as Working Student Software Developer, I gained practical experience in Agile software development, contributing to frontend features, testing, and debugging while utilizing Git, GitHub, and Linux workflows.</w:t>
+        <w:t>My technical toolkit includes Python (Advanced, 4+ years), GPU-aware computing concepts, Feature engineering, and Quantum optimization algorithms. For example, reduced simulation runtime by 40% via vectorization on a 30,000-entity dataset. I am comfortable picking up new tools quickly — my current role required me to learn the team's React/Vue stack in under two weeks to contribute to the next sprint.</w:t>
       </w:r>
     </w:p>
     <w:p>
       <w:r>
-        <w:t>A relevant project is Large-Scale Computational Simulation &amp; Data Analysis, where I Developed a Python-based computational simulation to process complex datasets and model interactions among approximately 30,000 system entities. Utilized NumPy and Pandas to extract trends, evaluate data, and identify hidden relationships. Transformed complex numerical data into practical insights and structured scientific reports.</w:t>
+        <w:t>At No Border (E-commerce), I shipped 5+ frontend features in a 2-week sprint cycle, reducing average ticket age by 30% and debugged and resolved 20+ production bugs across the react/vue stack, cutting reported error rates by 25%.</w:t>
       </w:r>
     </w:p>
     <w:p>
       <w:r>
-        <w:t>What attracts me most to Max Planck Institute (Munich Quantum Valley / IMPRS-QST) is the opportunity to apply my interdisciplinary background to innovative challenges. I am eager to contribute my analytical thinking, structured problem-solving, and passion for computational innovation to your team.</w:t>
+        <w:t>What draws me to Max Planck Institute (Munich Quantum Valley / IMPRS-QST) is the opportunity to work on quantum research with a team that values both engineering depth and code quality. I am ready to contribute from day one and learn what I do not yet know.</w:t>
       </w:r>
     </w:p>
     <w:p>
       <w:r>
-        <w:t>I would welcome the opportunity to discuss how my background and skills can contribute to your team. Thank you for your time and consideration. I look forward to hearing from you.</w:t>
+        <w:t>I am genuinely interested in Max Planck Institute (Munich Quantum Valley / IMPRS-QST)'s approach to quantum computing research, and I believe my background in quantum algorithms and numerical optimization would be a good fit. I would welcome the opportunity to discuss this further.</w:t>
       </w:r>
     </w:p>
     <w:p/>
